--- a/src/content/bios/Lubbers-R 2026.docx
+++ b/src/content/bios/Lubbers-R 2026.docx
@@ -1,6 +1,6 @@
 
 <file path=word/document.xml><?xml version="1.0" encoding="utf-8"?>
-<w:document xmlns:wpc="http://schemas.microsoft.com/office/word/2010/wordprocessingCanvas" xmlns:cx="http://schemas.microsoft.com/office/drawing/2014/chartex" xmlns:cx1="http://schemas.microsoft.com/office/drawing/2015/9/8/chartex" xmlns:cx2="http://schemas.microsoft.com/office/drawing/2015/10/21/chartex" xmlns:cx3="http://schemas.microsoft.com/office/drawing/2016/5/9/chartex" xmlns:cx4="http://schemas.microsoft.com/office/drawing/2016/5/10/chartex" xmlns:cx5="http://schemas.microsoft.com/office/drawing/2016/5/11/chartex" xmlns:cx6="http://schemas.microsoft.com/office/drawing/2016/5/12/chartex" xmlns:cx7="http://schemas.microsoft.com/office/drawing/2016/5/13/chartex" xmlns:cx8="http://schemas.microsoft.com/office/drawing/2016/5/14/chartex" xmlns:mc="http://schemas.openxmlformats.org/markup-compatibility/2006" xmlns:aink="http://schemas.microsoft.com/office/drawing/2016/ink" xmlns:am3d="http://schemas.microsoft.com/office/drawing/2017/model3d" xmlns:o="urn:schemas-microsoft-com:office:office" xmlns:oel="http://schemas.microsoft.com/office/2019/extlst" xmlns:r="http://schemas.openxmlformats.org/officeDocument/2006/relationships" xmlns:m="http://schemas.openxmlformats.org/officeDocument/2006/math" xmlns:v="urn:schemas-microsoft-com:vml" xmlns:wp14="http://schemas.microsoft.com/office/word/2010/wordprocessingDrawing" xmlns:wp="http://schemas.openxmlformats.org/drawingml/2006/wordprocessingDrawing" xmlns:w10="urn:schemas-microsoft-com:office:word" xmlns:w="http://schemas.openxmlformats.org/wordprocessingml/2006/main" xmlns:w14="http://schemas.microsoft.com/office/word/2010/wordml" xmlns:w15="http://schemas.microsoft.com/office/word/2012/wordml" xmlns:w16cex="http://schemas.microsoft.com/office/word/2018/wordml/cex" xmlns:w16cid="http://schemas.microsoft.com/office/word/2016/wordml/cid" xmlns:w16="http://schemas.microsoft.com/office/word/2018/wordml" xmlns:w16du="http://schemas.microsoft.com/office/word/2023/wordml/word16du" xmlns:w16sdtdh="http://schemas.microsoft.com/office/word/2020/wordml/sdtdatahash" xmlns:w16sdtfl="http://schemas.microsoft.com/office/word/2024/wordml/sdtformatlock" xmlns:w16se="http://schemas.microsoft.com/office/word/2015/wordml/symex" xmlns:wpg="http://schemas.microsoft.com/office/word/2010/wordprocessingGroup" xmlns:wpi="http://schemas.microsoft.com/office/word/2010/wordprocessingInk" xmlns:wne="http://schemas.microsoft.com/office/word/2006/wordml" xmlns:wps="http://schemas.microsoft.com/office/word/2010/wordprocessingShape" mc:Ignorable="w14 w15 w16se w16cid w16 w16cex w16sdtdh w16sdtfl w16du wp14">
+<w:document xmlns:wpc="http://schemas.microsoft.com/office/word/2010/wordprocessingCanvas" xmlns:cx="http://schemas.microsoft.com/office/drawing/2014/chartex" xmlns:cx1="http://schemas.microsoft.com/office/drawing/2015/9/8/chartex" xmlns:cx2="http://schemas.microsoft.com/office/drawing/2015/10/21/chartex" xmlns:cx3="http://schemas.microsoft.com/office/drawing/2016/5/9/chartex" xmlns:cx4="http://schemas.microsoft.com/office/drawing/2016/5/10/chartex" xmlns:cx5="http://schemas.microsoft.com/office/drawing/2016/5/11/chartex" xmlns:cx6="http://schemas.microsoft.com/office/drawing/2016/5/12/chartex" xmlns:cx7="http://schemas.microsoft.com/office/drawing/2016/5/13/chartex" xmlns:cx8="http://schemas.microsoft.com/office/drawing/2016/5/14/chartex" xmlns:mc="http://schemas.openxmlformats.org/markup-compatibility/2006" xmlns:m="http://schemas.openxmlformats.org/officeDocument/2006/math" xmlns:aink="http://schemas.microsoft.com/office/drawing/2016/ink" xmlns:am3d="http://schemas.microsoft.com/office/drawing/2017/model3d" xmlns:oel="http://schemas.microsoft.com/office/2019/extlst" xmlns:r="http://schemas.openxmlformats.org/officeDocument/2006/relationships" xmlns:wp14="http://schemas.microsoft.com/office/word/2010/wordprocessingDrawing" xmlns:wp="http://schemas.openxmlformats.org/drawingml/2006/wordprocessingDrawing" xmlns:wpg="http://schemas.microsoft.com/office/word/2010/wordprocessingGroup" xmlns:wpi="http://schemas.microsoft.com/office/word/2010/wordprocessingInk" xmlns:wps="http://schemas.microsoft.com/office/word/2010/wordprocessingShape" xmlns:o="urn:schemas-microsoft-com:office:office" xmlns:v="urn:schemas-microsoft-com:vml" xmlns:w10="urn:schemas-microsoft-com:office:word" xmlns:w="http://schemas.openxmlformats.org/wordprocessingml/2006/main" xmlns:w14="http://schemas.microsoft.com/office/word/2010/wordml" xmlns:w15="http://schemas.microsoft.com/office/word/2012/wordml" xmlns:w16cei="http://schemas.microsoft.com/office/word/2026/wordml/cei" xmlns:w16cex="http://schemas.microsoft.com/office/word/2018/wordml/cex" xmlns:w16cid="http://schemas.microsoft.com/office/word/2016/wordml/cid" xmlns:w16="http://schemas.microsoft.com/office/word/2018/wordml" xmlns:w16sdtdh="http://schemas.microsoft.com/office/word/2020/wordml/sdtdatahash" xmlns:w16sdtfl="http://schemas.microsoft.com/office/word/2024/wordml/sdtformatlock" xmlns:w16se="http://schemas.microsoft.com/office/word/2015/wordml/symex" xmlns:w16du="http://schemas.microsoft.com/office/word/2023/wordml/word16du" xmlns:wne="http://schemas.microsoft.com/office/word/2006/wordml" mc:Ignorable="w14 w15 w16se w16cid w16 w16cex w16sdtdh w16sdtfl w16du wp14">
   <w:body>
     <w:p>
       <w:pPr>
@@ -14,7 +14,13 @@
         </w:rPr>
       </w:pPr>
       <w:r>
-        <w:t xml:space="preserve">LUBBERS, Rudolphus Franciscus Marie (known as Ruud), Dutch politician and ninth United Nations High Commissioner for Refugees (UNHCR) 2001-2005, was born 7 May 1939 in Rotterdam, the Netherlands and passed away 14 February 2018 in Rotterdam. He was the son of Paulus Johannes Lubbers, entrepreneur, and Wilhelmine Karoline van Laack, Rhine vessel operator. On 10 October 1962 he married Maria Emilie Josepha Hoogeweegen, physiotherapist, with whom he had one daughter and two sons.</w:t>
+        <w:rPr>
+          <w:rFonts w:ascii="Times New Roman" w:hAnsi="Times New Roman" w:cs="Times New Roman"/>
+          <w:b/>
+          <w:bCs/>
+          <w:lang w:val="en-GB"/>
+        </w:rPr>
+        <w:t>LUBBERS, Rudolphus Franciscus Marie (Ruud), Dutch politician and ninth United Nations High Commissioner for Refugees (UNHCR) 2001-2005, was born 7 May 1939 in Rotterdam, the Netherlands and passed away 14 February 2018 in Rotterdam. He was the son of Paulus Johannes Lubbers, entrepreneur, and Wilhelmine Karoline van Laack, Rhine vessel operator. On 10 October 1962 he married Maria Emilie Josepha Hoogeweegen, physiotherapist, with whom he had one daughter and two sons.</w:t>
       </w:r>
     </w:p>
     <w:p>
@@ -40,36 +46,15 @@
       </w:pPr>
       <w:r>
         <w:rPr>
-          <w:rFonts w:ascii="Times New Roman" w:hAnsi="Times New Roman" w:cs="Times New Roman"/>
-          <w:lang w:val="en-GB"/>
-        </w:rPr>
-        <w:fldChar w:fldCharType="begin"/>
-      </w:r>
-      <w:r>
-        <w:rPr>
-          <w:rFonts w:ascii="Times New Roman" w:hAnsi="Times New Roman" w:cs="Times New Roman"/>
-          <w:lang w:val="en-GB"/>
-        </w:rPr>
-        <w:instrText xml:space="preserve"> INCLUDEPICTURE "C:\\Users\\bobreinalda\\Library\\Group Containers\\UBF8T346G9.ms\\WebArchiveCopyPasteTempFiles\\com.microsoft.Word\\4a13f09b6.jpg?h=c3dd70fd&amp;itok=Dw4py2_J" \* MERGEFORMAT </w:instrText>
-      </w:r>
-      <w:r>
-        <w:rPr>
-          <w:rFonts w:ascii="Times New Roman" w:hAnsi="Times New Roman" w:cs="Times New Roman"/>
-          <w:lang w:val="en-GB"/>
-        </w:rPr>
-        <w:fldChar w:fldCharType="separate"/>
-      </w:r>
-      <w:r>
-        <w:rPr>
-          <w:rFonts w:ascii="Times New Roman" w:hAnsi="Times New Roman" w:cs="Times New Roman"/>
+          <w:rFonts w:ascii="Times New Roman" w:eastAsia="Aptos" w:hAnsi="Times New Roman" w:cs="Times New Roman"/>
           <w:noProof/>
           <w:lang w:val="en-GB"/>
         </w:rPr>
         <w:drawing>
-          <wp:inline distT="0" distB="0" distL="0" distR="0" wp14:anchorId="30795187" wp14:editId="37A887AD">
-            <wp:extent cx="3241304" cy="1727200"/>
+          <wp:inline distT="0" distB="0" distL="0" distR="0" wp14:anchorId="54A162D4" wp14:editId="24AD6B8C">
+            <wp:extent cx="1982694" cy="2469548"/>
             <wp:effectExtent l="0" t="0" r="0" b="0"/>
-            <wp:docPr id="287479512" name="Afbeelding 2" descr="Lubbers Excom"/>
+            <wp:docPr id="907837388" name="Afbeelding 1"/>
             <wp:cNvGraphicFramePr>
               <a:graphicFrameLocks xmlns:a="http://schemas.openxmlformats.org/drawingml/2006/main" noChangeAspect="1"/>
             </wp:cNvGraphicFramePr>
@@ -77,10 +62,8 @@
               <a:graphicData uri="http://schemas.openxmlformats.org/drawingml/2006/picture">
                 <pic:pic xmlns:pic="http://schemas.openxmlformats.org/drawingml/2006/picture">
                   <pic:nvPicPr>
-                    <pic:cNvPr id="0" name="Picture 3" descr="Lubbers Excom"/>
-                    <pic:cNvPicPr>
-                      <a:picLocks noChangeAspect="1" noChangeArrowheads="1"/>
-                    </pic:cNvPicPr>
+                    <pic:cNvPr id="907837388" name="Afbeelding 907837388"/>
+                    <pic:cNvPicPr/>
                   </pic:nvPicPr>
                   <pic:blipFill>
                     <a:blip r:embed="rId7">
@@ -90,23 +73,18 @@
                         </a:ext>
                       </a:extLst>
                     </a:blip>
-                    <a:srcRect/>
                     <a:stretch>
                       <a:fillRect/>
                     </a:stretch>
                   </pic:blipFill>
-                  <pic:spPr bwMode="auto">
+                  <pic:spPr>
                     <a:xfrm>
                       <a:off x="0" y="0"/>
-                      <a:ext cx="3458628" cy="1843006"/>
+                      <a:ext cx="2019015" cy="2514788"/>
                     </a:xfrm>
                     <a:prstGeom prst="rect">
                       <a:avLst/>
                     </a:prstGeom>
-                    <a:noFill/>
-                    <a:ln>
-                      <a:noFill/>
-                    </a:ln>
                   </pic:spPr>
                 </pic:pic>
               </a:graphicData>
@@ -114,13 +92,6 @@
           </wp:inline>
         </w:drawing>
       </w:r>
-      <w:r>
-        <w:rPr>
-          <w:rFonts w:ascii="Times New Roman" w:hAnsi="Times New Roman" w:cs="Times New Roman"/>
-          <w:lang w:val="en-GB"/>
-        </w:rPr>
-        <w:fldChar w:fldCharType="end"/>
-      </w:r>
     </w:p>
     <w:p>
       <w:pPr>
@@ -135,19 +106,15 @@
           <w:rFonts w:ascii="Times New Roman" w:eastAsia="Aptos" w:hAnsi="Times New Roman" w:cs="Times New Roman"/>
           <w:lang w:val="en-GB"/>
         </w:rPr>
-        <w:t xml:space="preserve">Source: UNHCR/S. Hopper </w:t>
-      </w:r>
-      <w:hyperlink r:id="rId8" w:history="1">
-        <w:r>
-          <w:rPr>
-            <w:rStyle w:val="Hyperlink"/>
-            <w:rFonts w:ascii="Times New Roman" w:eastAsia="Aptos" w:hAnsi="Times New Roman" w:cs="Times New Roman"/>
-            <w:u w:val="none"/>
-            <w:lang w:val="en-GB"/>
-          </w:rPr>
-          <w:t>www.unhcr.org/about-unhcr/who-we-are/high-commissioner/previous-high-commissioners/ruud-lubbers</w:t>
-        </w:r>
-      </w:hyperlink>
+        <w:t xml:space="preserve">Source: </w:t>
+      </w:r>
+      <w:r>
+        <w:rPr>
+          <w:rFonts w:ascii="Times New Roman" w:hAnsi="Times New Roman" w:cs="Times New Roman"/>
+          <w:lang w:val="en-GB"/>
+        </w:rPr>
+        <w:t>Lubbers, 1985, Wikimedia Commons</w:t>
+      </w:r>
     </w:p>
     <w:p>
       <w:pPr>
@@ -637,6 +604,7 @@
           <w:rFonts w:ascii="Times New Roman" w:eastAsia="Aptos" w:hAnsi="Times New Roman" w:cs="Times New Roman"/>
           <w:lang w:val="en-GB"/>
         </w:rPr>
+        <w:lastRenderedPageBreak/>
         <w:t>D</w:t>
       </w:r>
       <w:r>
@@ -723,15 +691,7 @@
           <w:rFonts w:ascii="Times New Roman" w:eastAsia="Aptos" w:hAnsi="Times New Roman" w:cs="Times New Roman"/>
           <w:lang w:val="en-GB"/>
         </w:rPr>
-        <w:t xml:space="preserve">decision to deploy them in the Netherlands in November 1985. Lubbers managed to keep the deeply divided Dutch society </w:t>
-      </w:r>
-      <w:r>
-        <w:rPr>
-          <w:rFonts w:ascii="Times New Roman" w:eastAsia="Aptos" w:hAnsi="Times New Roman" w:cs="Times New Roman"/>
-          <w:lang w:val="en-GB"/>
-        </w:rPr>
-        <w:lastRenderedPageBreak/>
-        <w:t>together by postponing for as long as possible</w:t>
+        <w:t>decision to deploy them in the Netherlands in November 1985. Lubbers managed to keep the deeply divided Dutch society together by postponing for as long as possible</w:t>
       </w:r>
       <w:r>
         <w:rPr>
@@ -1248,7 +1208,17 @@
           <w:lang w:val="en-GB"/>
           <w14:ligatures w14:val="none"/>
         </w:rPr>
-        <w:t xml:space="preserve">The UNHCR had 240 offices in 115 countries and 6,000 staff members (900 at Geneva headquarters). Worldwide an estimated 22 million refugees existed, including five million </w:t>
+        <w:t xml:space="preserve">The UNHCR had 240 offices in 115 countries and 6,000 </w:t>
+      </w:r>
+      <w:r>
+        <w:rPr>
+          <w:rFonts w:ascii="Times New Roman" w:eastAsia="Aptos" w:hAnsi="Times New Roman" w:cs="Times New Roman"/>
+          <w:kern w:val="0"/>
+          <w:lang w:val="en-GB"/>
+          <w14:ligatures w14:val="none"/>
+        </w:rPr>
+        <w:lastRenderedPageBreak/>
+        <w:t xml:space="preserve">staff members (900 at Geneva headquarters). Worldwide an estimated 22 million refugees existed, including five million </w:t>
       </w:r>
       <w:r>
         <w:rPr>
@@ -1318,17 +1288,7 @@
           <w:lang w:val="en-GB"/>
           <w14:ligatures w14:val="none"/>
         </w:rPr>
-        <w:t xml:space="preserve">the Netherlands the third largest contributor after Japan (during 2000-2004). It was expected that Lubbers’ </w:t>
-      </w:r>
-      <w:r>
-        <w:rPr>
-          <w:rFonts w:ascii="Times New Roman" w:eastAsia="Aptos" w:hAnsi="Times New Roman" w:cs="Times New Roman"/>
-          <w:kern w:val="0"/>
-          <w:lang w:val="en-GB"/>
-          <w14:ligatures w14:val="none"/>
-        </w:rPr>
-        <w:lastRenderedPageBreak/>
-        <w:t xml:space="preserve">appointment would lead to more voluntary European contributions. Lubbers started the job without knowing exactly what it was about. His only previous dealings with the refugee issue were related to his European Council membership and the increasingly stricter Dutch requirements for admission of refugees in the early 1990s. He admitted that as Prime Minister </w:t>
+        <w:t xml:space="preserve">the Netherlands the third largest contributor after Japan (during 2000-2004). It was expected that Lubbers’ appointment would lead to more voluntary European contributions. Lubbers started the job without knowing exactly what it was about. His only previous dealings with the refugee issue were related to his European Council membership and the increasingly stricter Dutch requirements for admission of refugees in the early 1990s. He admitted that as Prime Minister </w:t>
       </w:r>
       <w:r>
         <w:rPr>
@@ -1944,7 +1904,17 @@
           <w:lang w:val="en-GB"/>
           <w14:ligatures w14:val="none"/>
         </w:rPr>
-        <w:t xml:space="preserve">Sergio Vieira de Mello. Major repatriation operations took place in Afghanistan, Angola and Eritrea. Over the years there were fewer conflicts, except for the Darfur region in Sudan. Simultaneously a less friendly climate towards refugees began to prevail. Lubbers attributed this to heightened security and global terrorism concerns and the widespread xenophobia </w:t>
+        <w:t xml:space="preserve">Sergio Vieira de Mello. Major repatriation operations took place in Afghanistan, Angola and </w:t>
+      </w:r>
+      <w:r>
+        <w:rPr>
+          <w:rFonts w:ascii="Times New Roman" w:eastAsia="Aptos" w:hAnsi="Times New Roman" w:cs="Times New Roman"/>
+          <w:kern w:val="0"/>
+          <w:lang w:val="en-GB"/>
+          <w14:ligatures w14:val="none"/>
+        </w:rPr>
+        <w:lastRenderedPageBreak/>
+        <w:t xml:space="preserve">Eritrea. Over the years there were fewer conflicts, except for the Darfur region in Sudan. Simultaneously a less friendly climate towards refugees began to prevail. Lubbers attributed this to heightened security and global terrorism concerns and the widespread xenophobia </w:t>
       </w:r>
       <w:proofErr w:type="spellStart"/>
       <w:r>
@@ -1964,17 +1934,7 @@
           <w:lang w:val="en-GB"/>
           <w14:ligatures w14:val="none"/>
         </w:rPr>
-        <w:t xml:space="preserve"> by politicians. He characterized 2004 as a reasonably good year in a troublesome world, but </w:t>
-      </w:r>
-      <w:r>
-        <w:rPr>
-          <w:rFonts w:ascii="Times New Roman" w:eastAsia="Aptos" w:hAnsi="Times New Roman" w:cs="Times New Roman"/>
-          <w:kern w:val="0"/>
-          <w:lang w:val="en-GB"/>
-          <w14:ligatures w14:val="none"/>
-        </w:rPr>
-        <w:lastRenderedPageBreak/>
-        <w:t xml:space="preserve">was pessimistic about Iraq, where all UN staff were withdrawn. </w:t>
+        <w:t xml:space="preserve"> by politicians. He characterized 2004 as a reasonably good year in a troublesome world, but was pessimistic about Iraq, where all UN staff were withdrawn. </w:t>
       </w:r>
       <w:r>
         <w:rPr>
@@ -2661,7 +2621,15 @@
           <w:rFonts w:ascii="Times New Roman" w:hAnsi="Times New Roman" w:cs="Times New Roman"/>
           <w:lang w:val="en-GB"/>
         </w:rPr>
-        <w:t xml:space="preserve">he plan received insufficient support. In 2004 and early 2005 Lubbers </w:t>
+        <w:t xml:space="preserve">he plan received insufficient support. </w:t>
+      </w:r>
+      <w:r>
+        <w:rPr>
+          <w:rFonts w:ascii="Times New Roman" w:hAnsi="Times New Roman" w:cs="Times New Roman"/>
+          <w:lang w:val="en-GB"/>
+        </w:rPr>
+        <w:lastRenderedPageBreak/>
+        <w:t xml:space="preserve">In 2004 and early 2005 Lubbers </w:t>
       </w:r>
       <w:r>
         <w:rPr>
@@ -2751,7 +2719,6 @@
           <w:lang w:val="en-GB"/>
           <w14:ligatures w14:val="none"/>
         </w:rPr>
-        <w:lastRenderedPageBreak/>
         <w:t xml:space="preserve">Conceptualizing and packaging were </w:t>
       </w:r>
       <w:r>
@@ -3917,7 +3884,7 @@
         </w:rPr>
         <w:t xml:space="preserve">as High Commissioner can be found at </w:t>
       </w:r>
-      <w:hyperlink r:id="rId9" w:history="1">
+      <w:hyperlink r:id="rId8" w:history="1">
         <w:r>
           <w:rPr>
             <w:rStyle w:val="Hyperlink"/>
@@ -3952,6 +3919,7 @@
           <w:bCs/>
           <w:lang w:val="en-GB"/>
         </w:rPr>
+        <w:lastRenderedPageBreak/>
         <w:t>PUBLICATIONS:</w:t>
       </w:r>
       <w:r>
@@ -4221,7 +4189,144 @@
           <w:iCs/>
           <w:lang w:val="en-GB"/>
         </w:rPr>
-        <w:t xml:space="preserve"> A Continent of </w:t>
+        <w:t xml:space="preserve"> A Continent of Traditions</w:t>
+      </w:r>
+      <w:r>
+        <w:rPr>
+          <w:rFonts w:ascii="Times New Roman" w:eastAsia="Aptos" w:hAnsi="Times New Roman" w:cs="Times New Roman"/>
+          <w:lang w:val="en-GB"/>
+        </w:rPr>
+        <w:t xml:space="preserve">, Cambridge 1994 (William and Mary Lecture, 16 February 1993); </w:t>
+      </w:r>
+      <w:proofErr w:type="spellStart"/>
+      <w:r>
+        <w:rPr>
+          <w:rFonts w:ascii="Times New Roman" w:eastAsia="Aptos" w:hAnsi="Times New Roman" w:cs="Times New Roman"/>
+          <w:i/>
+          <w:lang w:val="en-GB"/>
+        </w:rPr>
+        <w:t>Geloof</w:t>
+      </w:r>
+      <w:proofErr w:type="spellEnd"/>
+      <w:r>
+        <w:rPr>
+          <w:rFonts w:ascii="Times New Roman" w:eastAsia="Aptos" w:hAnsi="Times New Roman" w:cs="Times New Roman"/>
+          <w:i/>
+          <w:lang w:val="en-GB"/>
+        </w:rPr>
+        <w:t xml:space="preserve"> in de </w:t>
+      </w:r>
+      <w:proofErr w:type="spellStart"/>
+      <w:r>
+        <w:rPr>
+          <w:rFonts w:ascii="Times New Roman" w:eastAsia="Aptos" w:hAnsi="Times New Roman" w:cs="Times New Roman"/>
+          <w:i/>
+          <w:lang w:val="en-GB"/>
+        </w:rPr>
+        <w:t>samenleving</w:t>
+      </w:r>
+      <w:proofErr w:type="spellEnd"/>
+      <w:r>
+        <w:rPr>
+          <w:rFonts w:ascii="Times New Roman" w:eastAsia="Aptos" w:hAnsi="Times New Roman" w:cs="Times New Roman"/>
+          <w:i/>
+          <w:lang w:val="en-GB"/>
+        </w:rPr>
+        <w:t>:</w:t>
+      </w:r>
+      <w:r>
+        <w:rPr>
+          <w:rFonts w:ascii="Times New Roman" w:eastAsia="Aptos" w:hAnsi="Times New Roman" w:cs="Times New Roman"/>
+          <w:i/>
+          <w:lang w:val="en-GB"/>
+        </w:rPr>
+        <w:t xml:space="preserve"> Christen-</w:t>
+      </w:r>
+      <w:proofErr w:type="spellStart"/>
+      <w:r>
+        <w:rPr>
+          <w:rFonts w:ascii="Times New Roman" w:eastAsia="Aptos" w:hAnsi="Times New Roman" w:cs="Times New Roman"/>
+          <w:i/>
+          <w:lang w:val="en-GB"/>
+        </w:rPr>
+        <w:t>democratie</w:t>
+      </w:r>
+      <w:proofErr w:type="spellEnd"/>
+      <w:r>
+        <w:rPr>
+          <w:rFonts w:ascii="Times New Roman" w:eastAsia="Aptos" w:hAnsi="Times New Roman" w:cs="Times New Roman"/>
+          <w:i/>
+          <w:lang w:val="en-GB"/>
+        </w:rPr>
+        <w:t xml:space="preserve"> in </w:t>
+      </w:r>
+      <w:proofErr w:type="spellStart"/>
+      <w:r>
+        <w:rPr>
+          <w:rFonts w:ascii="Times New Roman" w:eastAsia="Aptos" w:hAnsi="Times New Roman" w:cs="Times New Roman"/>
+          <w:i/>
+          <w:lang w:val="en-GB"/>
+        </w:rPr>
+        <w:t>drie</w:t>
+      </w:r>
+      <w:proofErr w:type="spellEnd"/>
+      <w:r>
+        <w:rPr>
+          <w:rFonts w:ascii="Times New Roman" w:eastAsia="Aptos" w:hAnsi="Times New Roman" w:cs="Times New Roman"/>
+          <w:i/>
+          <w:lang w:val="en-GB"/>
+        </w:rPr>
+        <w:t xml:space="preserve"> </w:t>
+      </w:r>
+      <w:proofErr w:type="spellStart"/>
+      <w:r>
+        <w:rPr>
+          <w:rFonts w:ascii="Times New Roman" w:eastAsia="Aptos" w:hAnsi="Times New Roman" w:cs="Times New Roman"/>
+          <w:i/>
+          <w:lang w:val="en-GB"/>
+        </w:rPr>
+        <w:t>generaties</w:t>
+      </w:r>
+      <w:proofErr w:type="spellEnd"/>
+      <w:r>
+        <w:rPr>
+          <w:rFonts w:ascii="Times New Roman" w:eastAsia="Aptos" w:hAnsi="Times New Roman" w:cs="Times New Roman"/>
+          <w:i/>
+          <w:lang w:val="en-GB"/>
+        </w:rPr>
+        <w:t>: Ruijs,</w:t>
+      </w:r>
+      <w:r>
+        <w:rPr>
+          <w:rFonts w:ascii="Times New Roman" w:eastAsia="Aptos" w:hAnsi="Times New Roman" w:cs="Times New Roman"/>
+          <w:lang w:val="en-GB"/>
+        </w:rPr>
+        <w:t xml:space="preserve"> </w:t>
+      </w:r>
+      <w:proofErr w:type="spellStart"/>
+      <w:r>
+        <w:rPr>
+          <w:rFonts w:ascii="Times New Roman" w:eastAsia="Aptos" w:hAnsi="Times New Roman" w:cs="Times New Roman"/>
+          <w:i/>
+          <w:lang w:val="en-GB"/>
+        </w:rPr>
+        <w:t>Klompé</w:t>
+      </w:r>
+      <w:proofErr w:type="spellEnd"/>
+      <w:r>
+        <w:rPr>
+          <w:rFonts w:ascii="Times New Roman" w:eastAsia="Aptos" w:hAnsi="Times New Roman" w:cs="Times New Roman"/>
+          <w:i/>
+          <w:lang w:val="en-GB"/>
+        </w:rPr>
+        <w:t>, Lubbers</w:t>
+      </w:r>
+      <w:r>
+        <w:rPr>
+          <w:rFonts w:ascii="Times New Roman" w:eastAsia="Aptos" w:hAnsi="Times New Roman" w:cs="Times New Roman"/>
+          <w:lang w:val="en-GB"/>
+        </w:rPr>
+        <w:t xml:space="preserve">, Nijmegen 1998; </w:t>
       </w:r>
       <w:r>
         <w:rPr>
@@ -4230,145 +4335,126 @@
           <w:iCs/>
           <w:lang w:val="en-GB"/>
         </w:rPr>
-        <w:lastRenderedPageBreak/>
-        <w:t>Traditions</w:t>
-      </w:r>
-      <w:r>
-        <w:rPr>
-          <w:rFonts w:ascii="Times New Roman" w:eastAsia="Aptos" w:hAnsi="Times New Roman" w:cs="Times New Roman"/>
-          <w:lang w:val="en-GB"/>
-        </w:rPr>
-        <w:t xml:space="preserve">, Cambridge 1994 (William and Mary Lecture, 16 February 1993); </w:t>
+        <w:t>Revitalizing Liberal Values in a Globalizing World</w:t>
+      </w:r>
+      <w:r>
+        <w:rPr>
+          <w:rFonts w:ascii="Times New Roman" w:eastAsia="Aptos" w:hAnsi="Times New Roman" w:cs="Times New Roman"/>
+          <w:lang w:val="en-GB"/>
+        </w:rPr>
+        <w:t xml:space="preserve">, Toronto 1999; </w:t>
+      </w:r>
+      <w:r>
+        <w:rPr>
+          <w:rFonts w:ascii="Times New Roman" w:eastAsia="Aptos" w:hAnsi="Times New Roman" w:cs="Times New Roman"/>
+          <w:i/>
+          <w:iCs/>
+          <w:lang w:val="en-GB"/>
+        </w:rPr>
+        <w:t>Universality of Human Rights and Cultural Diversity</w:t>
+      </w:r>
+      <w:r>
+        <w:rPr>
+          <w:rFonts w:ascii="Times New Roman" w:eastAsia="Aptos" w:hAnsi="Times New Roman" w:cs="Times New Roman"/>
+          <w:lang w:val="en-GB"/>
+        </w:rPr>
+        <w:t xml:space="preserve">, The Hague 1998; </w:t>
+      </w:r>
+      <w:r>
+        <w:rPr>
+          <w:rFonts w:ascii="Times New Roman" w:eastAsia="Aptos" w:hAnsi="Times New Roman" w:cs="Times New Roman"/>
+          <w:i/>
+          <w:iCs/>
+          <w:lang w:val="en-GB"/>
+        </w:rPr>
+        <w:t>Governance in an Era of Globalization: Paper for the Club of Rome: Annual Meeting 1999</w:t>
+      </w:r>
+      <w:r>
+        <w:rPr>
+          <w:rFonts w:ascii="Times New Roman" w:eastAsia="Aptos" w:hAnsi="Times New Roman" w:cs="Times New Roman"/>
+          <w:lang w:val="en-GB"/>
+        </w:rPr>
+        <w:t xml:space="preserve">, Tilburg 1999 (with J. </w:t>
       </w:r>
       <w:proofErr w:type="spellStart"/>
       <w:r>
         <w:rPr>
           <w:rFonts w:ascii="Times New Roman" w:eastAsia="Aptos" w:hAnsi="Times New Roman" w:cs="Times New Roman"/>
-          <w:i/>
-          <w:lang w:val="en-GB"/>
-        </w:rPr>
-        <w:t>Geloof</w:t>
+          <w:lang w:val="en-GB"/>
+        </w:rPr>
+        <w:t>Koorevaar</w:t>
       </w:r>
       <w:proofErr w:type="spellEnd"/>
       <w:r>
         <w:rPr>
           <w:rFonts w:ascii="Times New Roman" w:eastAsia="Aptos" w:hAnsi="Times New Roman" w:cs="Times New Roman"/>
-          <w:i/>
-          <w:lang w:val="en-GB"/>
-        </w:rPr>
-        <w:t xml:space="preserve"> in de </w:t>
+          <w:lang w:val="en-GB"/>
+        </w:rPr>
+        <w:t xml:space="preserve">); ‘Kosovo </w:t>
       </w:r>
       <w:proofErr w:type="spellStart"/>
       <w:r>
         <w:rPr>
           <w:rFonts w:ascii="Times New Roman" w:eastAsia="Aptos" w:hAnsi="Times New Roman" w:cs="Times New Roman"/>
-          <w:i/>
-          <w:lang w:val="en-GB"/>
-        </w:rPr>
-        <w:t>samenleving</w:t>
+          <w:lang w:val="en-GB"/>
+        </w:rPr>
+        <w:t>en</w:t>
       </w:r>
       <w:proofErr w:type="spellEnd"/>
       <w:r>
         <w:rPr>
           <w:rFonts w:ascii="Times New Roman" w:eastAsia="Aptos" w:hAnsi="Times New Roman" w:cs="Times New Roman"/>
-          <w:i/>
-          <w:lang w:val="en-GB"/>
-        </w:rPr>
-        <w:t>:</w:t>
-      </w:r>
-      <w:r>
-        <w:rPr>
-          <w:rFonts w:ascii="Times New Roman" w:eastAsia="Aptos" w:hAnsi="Times New Roman" w:cs="Times New Roman"/>
-          <w:i/>
-          <w:lang w:val="en-GB"/>
-        </w:rPr>
-        <w:t xml:space="preserve"> Christen-</w:t>
+          <w:lang w:val="en-GB"/>
+        </w:rPr>
+        <w:t xml:space="preserve"> </w:t>
       </w:r>
       <w:proofErr w:type="spellStart"/>
       <w:r>
         <w:rPr>
           <w:rFonts w:ascii="Times New Roman" w:eastAsia="Aptos" w:hAnsi="Times New Roman" w:cs="Times New Roman"/>
-          <w:i/>
-          <w:lang w:val="en-GB"/>
-        </w:rPr>
-        <w:t>democratie</w:t>
+          <w:lang w:val="en-GB"/>
+        </w:rPr>
+        <w:t>daarna</w:t>
       </w:r>
       <w:proofErr w:type="spellEnd"/>
       <w:r>
         <w:rPr>
           <w:rFonts w:ascii="Times New Roman" w:eastAsia="Aptos" w:hAnsi="Times New Roman" w:cs="Times New Roman"/>
-          <w:i/>
-          <w:lang w:val="en-GB"/>
-        </w:rPr>
-        <w:t xml:space="preserve"> in </w:t>
+          <w:lang w:val="en-GB"/>
+        </w:rPr>
+        <w:t xml:space="preserve">: </w:t>
       </w:r>
       <w:proofErr w:type="spellStart"/>
       <w:r>
         <w:rPr>
           <w:rFonts w:ascii="Times New Roman" w:eastAsia="Aptos" w:hAnsi="Times New Roman" w:cs="Times New Roman"/>
-          <w:i/>
-          <w:lang w:val="en-GB"/>
-        </w:rPr>
-        <w:t>drie</w:t>
+          <w:lang w:val="en-GB"/>
+        </w:rPr>
+        <w:t>Bespiegelingen</w:t>
       </w:r>
       <w:proofErr w:type="spellEnd"/>
       <w:r>
         <w:rPr>
           <w:rFonts w:ascii="Times New Roman" w:eastAsia="Aptos" w:hAnsi="Times New Roman" w:cs="Times New Roman"/>
-          <w:i/>
-          <w:lang w:val="en-GB"/>
-        </w:rPr>
-        <w:t xml:space="preserve"> </w:t>
+          <w:lang w:val="en-GB"/>
+        </w:rPr>
+        <w:t xml:space="preserve"> over de </w:t>
       </w:r>
       <w:proofErr w:type="spellStart"/>
       <w:r>
         <w:rPr>
           <w:rFonts w:ascii="Times New Roman" w:eastAsia="Aptos" w:hAnsi="Times New Roman" w:cs="Times New Roman"/>
-          <w:i/>
-          <w:lang w:val="en-GB"/>
-        </w:rPr>
-        <w:t>generaties</w:t>
+          <w:lang w:val="en-GB"/>
+        </w:rPr>
+        <w:t>veiligheid</w:t>
       </w:r>
       <w:proofErr w:type="spellEnd"/>
       <w:r>
         <w:rPr>
           <w:rFonts w:ascii="Times New Roman" w:eastAsia="Aptos" w:hAnsi="Times New Roman" w:cs="Times New Roman"/>
-          <w:i/>
-          <w:lang w:val="en-GB"/>
-        </w:rPr>
-        <w:t>: Ruijs,</w:t>
-      </w:r>
-      <w:r>
-        <w:rPr>
-          <w:rFonts w:ascii="Times New Roman" w:eastAsia="Aptos" w:hAnsi="Times New Roman" w:cs="Times New Roman"/>
-          <w:lang w:val="en-GB"/>
-        </w:rPr>
-        <w:t xml:space="preserve"> </w:t>
-      </w:r>
-      <w:proofErr w:type="spellStart"/>
-      <w:r>
-        <w:rPr>
-          <w:rFonts w:ascii="Times New Roman" w:eastAsia="Aptos" w:hAnsi="Times New Roman" w:cs="Times New Roman"/>
-          <w:i/>
-          <w:lang w:val="en-GB"/>
-        </w:rPr>
-        <w:t>Klompé</w:t>
-      </w:r>
-      <w:proofErr w:type="spellEnd"/>
-      <w:r>
-        <w:rPr>
-          <w:rFonts w:ascii="Times New Roman" w:eastAsia="Aptos" w:hAnsi="Times New Roman" w:cs="Times New Roman"/>
-          <w:i/>
-          <w:lang w:val="en-GB"/>
-        </w:rPr>
-        <w:t>, Lubbers</w:t>
-      </w:r>
-      <w:r>
-        <w:rPr>
-          <w:rFonts w:ascii="Times New Roman" w:eastAsia="Aptos" w:hAnsi="Times New Roman" w:cs="Times New Roman"/>
-          <w:lang w:val="en-GB"/>
-        </w:rPr>
-        <w:t xml:space="preserve">, Nijmegen 1998; </w:t>
+          <w:lang w:val="en-GB"/>
+        </w:rPr>
+        <w:t xml:space="preserve"> van Europa’ in </w:t>
       </w:r>
       <w:r>
         <w:rPr>
@@ -4377,14 +4463,14 @@
           <w:iCs/>
           <w:lang w:val="en-GB"/>
         </w:rPr>
-        <w:t>Revitalizing Liberal Values in a Globalizing World</w:t>
-      </w:r>
-      <w:r>
-        <w:rPr>
-          <w:rFonts w:ascii="Times New Roman" w:eastAsia="Aptos" w:hAnsi="Times New Roman" w:cs="Times New Roman"/>
-          <w:lang w:val="en-GB"/>
-        </w:rPr>
-        <w:t xml:space="preserve">, Toronto 1999; </w:t>
+        <w:t>Internationale Spectator</w:t>
+      </w:r>
+      <w:r>
+        <w:rPr>
+          <w:rFonts w:ascii="Times New Roman" w:eastAsia="Aptos" w:hAnsi="Times New Roman" w:cs="Times New Roman"/>
+          <w:lang w:val="en-GB"/>
+        </w:rPr>
+        <w:t xml:space="preserve">, 53/10, 1999, 519-523; ‘Groningen – its Impact on European Society’ in </w:t>
       </w:r>
       <w:r>
         <w:rPr>
@@ -4393,134 +4479,6 @@
           <w:iCs/>
           <w:lang w:val="en-GB"/>
         </w:rPr>
-        <w:t>Universality of Human Rights and Cultural Diversity</w:t>
-      </w:r>
-      <w:r>
-        <w:rPr>
-          <w:rFonts w:ascii="Times New Roman" w:eastAsia="Aptos" w:hAnsi="Times New Roman" w:cs="Times New Roman"/>
-          <w:lang w:val="en-GB"/>
-        </w:rPr>
-        <w:t xml:space="preserve">, The Hague 1998; </w:t>
-      </w:r>
-      <w:r>
-        <w:rPr>
-          <w:rFonts w:ascii="Times New Roman" w:eastAsia="Aptos" w:hAnsi="Times New Roman" w:cs="Times New Roman"/>
-          <w:i/>
-          <w:iCs/>
-          <w:lang w:val="en-GB"/>
-        </w:rPr>
-        <w:t>Governance in an Era of Globalization: Paper for the Club of Rome: Annual Meeting 1999</w:t>
-      </w:r>
-      <w:r>
-        <w:rPr>
-          <w:rFonts w:ascii="Times New Roman" w:eastAsia="Aptos" w:hAnsi="Times New Roman" w:cs="Times New Roman"/>
-          <w:lang w:val="en-GB"/>
-        </w:rPr>
-        <w:t xml:space="preserve">, Tilburg 1999 (with J. </w:t>
-      </w:r>
-      <w:proofErr w:type="spellStart"/>
-      <w:r>
-        <w:rPr>
-          <w:rFonts w:ascii="Times New Roman" w:eastAsia="Aptos" w:hAnsi="Times New Roman" w:cs="Times New Roman"/>
-          <w:lang w:val="en-GB"/>
-        </w:rPr>
-        <w:t>Koorevaar</w:t>
-      </w:r>
-      <w:proofErr w:type="spellEnd"/>
-      <w:r>
-        <w:rPr>
-          <w:rFonts w:ascii="Times New Roman" w:eastAsia="Aptos" w:hAnsi="Times New Roman" w:cs="Times New Roman"/>
-          <w:lang w:val="en-GB"/>
-        </w:rPr>
-        <w:t xml:space="preserve">); ‘Kosovo </w:t>
-      </w:r>
-      <w:proofErr w:type="spellStart"/>
-      <w:r>
-        <w:rPr>
-          <w:rFonts w:ascii="Times New Roman" w:eastAsia="Aptos" w:hAnsi="Times New Roman" w:cs="Times New Roman"/>
-          <w:lang w:val="en-GB"/>
-        </w:rPr>
-        <w:t>en</w:t>
-      </w:r>
-      <w:proofErr w:type="spellEnd"/>
-      <w:r>
-        <w:rPr>
-          <w:rFonts w:ascii="Times New Roman" w:eastAsia="Aptos" w:hAnsi="Times New Roman" w:cs="Times New Roman"/>
-          <w:lang w:val="en-GB"/>
-        </w:rPr>
-        <w:t xml:space="preserve"> </w:t>
-      </w:r>
-      <w:proofErr w:type="spellStart"/>
-      <w:r>
-        <w:rPr>
-          <w:rFonts w:ascii="Times New Roman" w:eastAsia="Aptos" w:hAnsi="Times New Roman" w:cs="Times New Roman"/>
-          <w:lang w:val="en-GB"/>
-        </w:rPr>
-        <w:t>daarna</w:t>
-      </w:r>
-      <w:proofErr w:type="spellEnd"/>
-      <w:r>
-        <w:rPr>
-          <w:rFonts w:ascii="Times New Roman" w:eastAsia="Aptos" w:hAnsi="Times New Roman" w:cs="Times New Roman"/>
-          <w:lang w:val="en-GB"/>
-        </w:rPr>
-        <w:t xml:space="preserve">: </w:t>
-      </w:r>
-      <w:proofErr w:type="spellStart"/>
-      <w:r>
-        <w:rPr>
-          <w:rFonts w:ascii="Times New Roman" w:eastAsia="Aptos" w:hAnsi="Times New Roman" w:cs="Times New Roman"/>
-          <w:lang w:val="en-GB"/>
-        </w:rPr>
-        <w:t>Bespiegelingen</w:t>
-      </w:r>
-      <w:proofErr w:type="spellEnd"/>
-      <w:r>
-        <w:rPr>
-          <w:rFonts w:ascii="Times New Roman" w:eastAsia="Aptos" w:hAnsi="Times New Roman" w:cs="Times New Roman"/>
-          <w:lang w:val="en-GB"/>
-        </w:rPr>
-        <w:t xml:space="preserve"> over de </w:t>
-      </w:r>
-      <w:proofErr w:type="spellStart"/>
-      <w:r>
-        <w:rPr>
-          <w:rFonts w:ascii="Times New Roman" w:eastAsia="Aptos" w:hAnsi="Times New Roman" w:cs="Times New Roman"/>
-          <w:lang w:val="en-GB"/>
-        </w:rPr>
-        <w:t>veiligheid</w:t>
-      </w:r>
-      <w:proofErr w:type="spellEnd"/>
-      <w:r>
-        <w:rPr>
-          <w:rFonts w:ascii="Times New Roman" w:eastAsia="Aptos" w:hAnsi="Times New Roman" w:cs="Times New Roman"/>
-          <w:lang w:val="en-GB"/>
-        </w:rPr>
-        <w:t xml:space="preserve"> van Europa’ in </w:t>
-      </w:r>
-      <w:r>
-        <w:rPr>
-          <w:rFonts w:ascii="Times New Roman" w:eastAsia="Aptos" w:hAnsi="Times New Roman" w:cs="Times New Roman"/>
-          <w:i/>
-          <w:iCs/>
-          <w:lang w:val="en-GB"/>
-        </w:rPr>
-        <w:t>Internationale Spectator</w:t>
-      </w:r>
-      <w:r>
-        <w:rPr>
-          <w:rFonts w:ascii="Times New Roman" w:eastAsia="Aptos" w:hAnsi="Times New Roman" w:cs="Times New Roman"/>
-          <w:lang w:val="en-GB"/>
-        </w:rPr>
-        <w:t xml:space="preserve">, 53/10, 1999, 519-523; ‘Groningen – its Impact on European Society’ in </w:t>
-      </w:r>
-      <w:r>
-        <w:rPr>
-          <w:rFonts w:ascii="Times New Roman" w:eastAsia="Aptos" w:hAnsi="Times New Roman" w:cs="Times New Roman"/>
-          <w:i/>
-          <w:iCs/>
-          <w:lang w:val="en-GB"/>
-        </w:rPr>
         <w:t>Netherlands Journal of Geosciences</w:t>
       </w:r>
       <w:r>
@@ -4530,7 +4488,7 @@
         </w:rPr>
         <w:t xml:space="preserve">, 80/1, 2001, 20-21; ‘Global Consultations on International Protection, Update October 2001’ at </w:t>
       </w:r>
-      <w:hyperlink r:id="rId10" w:history="1">
+      <w:hyperlink r:id="rId9" w:history="1">
         <w:r>
           <w:rPr>
             <w:rStyle w:val="Hyperlink"/>
@@ -4619,7 +4577,7 @@
         </w:rPr>
         <w:t xml:space="preserve">-18; ‘Refugees: From International Protection to Solutions’ (Mandeville Lecture, Rotterdam 9 April 2003) at </w:t>
       </w:r>
-      <w:hyperlink r:id="rId11" w:history="1">
+      <w:hyperlink r:id="rId10" w:history="1">
         <w:r>
           <w:rPr>
             <w:rStyle w:val="Hyperlink"/>
@@ -4653,7 +4611,7 @@
         </w:rPr>
         <w:t xml:space="preserve">, Geneva, May 2003 at </w:t>
       </w:r>
-      <w:hyperlink r:id="rId12" w:history="1">
+      <w:hyperlink r:id="rId11" w:history="1">
         <w:r>
           <w:rPr>
             <w:rStyle w:val="Hyperlink"/>
@@ -5065,7 +5023,7 @@
         </w:rPr>
         <w:t xml:space="preserve">) at </w:t>
       </w:r>
-      <w:hyperlink r:id="rId13" w:history="1">
+      <w:hyperlink r:id="rId12" w:history="1">
         <w:r>
           <w:rPr>
             <w:rStyle w:val="Hyperlink"/>
@@ -5475,7 +5433,17 @@
           <w:iCs/>
           <w:lang w:val="en-GB"/>
         </w:rPr>
-        <w:t>European Refugee Policy: Is There Such a Thing?</w:t>
+        <w:t xml:space="preserve">European Refugee Policy: Is There </w:t>
+      </w:r>
+      <w:r>
+        <w:rPr>
+          <w:rFonts w:ascii="Times New Roman" w:eastAsia="Aptos" w:hAnsi="Times New Roman" w:cs="Times New Roman"/>
+          <w:i/>
+          <w:iCs/>
+          <w:lang w:val="en-GB"/>
+        </w:rPr>
+        <w:lastRenderedPageBreak/>
+        <w:t>Such a Thing?</w:t>
       </w:r>
       <w:r>
         <w:rPr>
@@ -5498,7 +5466,7 @@
         </w:rPr>
         <w:t xml:space="preserve">aper 115, May 2005, at </w:t>
       </w:r>
-      <w:hyperlink r:id="rId14" w:history="1">
+      <w:hyperlink r:id="rId13" w:history="1">
         <w:r>
           <w:rPr>
             <w:rStyle w:val="Hyperlink"/>
@@ -5559,17 +5527,7 @@
           <w:iCs/>
           <w:lang w:val="en-GB"/>
         </w:rPr>
-        <w:t xml:space="preserve"> The Study of Institutional Changes in the Office of the High </w:t>
-      </w:r>
-      <w:r>
-        <w:rPr>
-          <w:rFonts w:ascii="Times New Roman" w:eastAsia="Aptos" w:hAnsi="Times New Roman" w:cs="Times New Roman"/>
-          <w:i/>
-          <w:iCs/>
-          <w:lang w:val="en-GB"/>
-        </w:rPr>
-        <w:lastRenderedPageBreak/>
-        <w:t>Commissioner for Refugees, the Secretariat of the World Health Organization and the Office of the International Labor Organization</w:t>
+        <w:t xml:space="preserve"> The Study of Institutional Changes in the Office of the High Commissioner for Refugees, the Secretariat of the World Health Organization and the Office of the International Labor Organization</w:t>
       </w:r>
       <w:r>
         <w:rPr>
@@ -5578,7 +5536,7 @@
         </w:rPr>
         <w:t xml:space="preserve">, 2005, at </w:t>
       </w:r>
-      <w:hyperlink r:id="rId15" w:history="1">
+      <w:hyperlink r:id="rId14" w:history="1">
         <w:r>
           <w:rPr>
             <w:rStyle w:val="Hyperlink"/>
@@ -6020,7 +5978,7 @@
         </w:rPr>
         <w:t xml:space="preserve">, Edited by Bob Reinalda, Kent J. Kille and Jaci L. Eisenberg, </w:t>
       </w:r>
-      <w:hyperlink r:id="rId16" w:history="1">
+      <w:hyperlink r:id="rId15" w:history="1">
         <w:r>
           <w:rPr>
             <w:rStyle w:val="Hyperlink"/>
@@ -6059,9 +6017,9 @@
       </w:pPr>
     </w:p>
     <w:sectPr>
-      <w:headerReference w:type="even" r:id="rId17"/>
-      <w:headerReference w:type="default" r:id="rId18"/>
-      <w:footerReference w:type="default" r:id="rId19"/>
+      <w:headerReference w:type="even" r:id="rId16"/>
+      <w:headerReference w:type="default" r:id="rId17"/>
+      <w:footerReference w:type="default" r:id="rId18"/>
       <w:pgSz w:w="11900" w:h="16840"/>
       <w:pgMar w:top="1417" w:right="1417" w:bottom="1417" w:left="1417" w:header="708" w:footer="708" w:gutter="0"/>
       <w:cols w:space="708"/>
@@ -6072,7 +6030,7 @@
 </file>
 
 <file path=word/endnotes.xml><?xml version="1.0" encoding="utf-8"?>
-<w:endnotes xmlns:wpc="http://schemas.microsoft.com/office/word/2010/wordprocessingCanvas" xmlns:cx="http://schemas.microsoft.com/office/drawing/2014/chartex" xmlns:cx1="http://schemas.microsoft.com/office/drawing/2015/9/8/chartex" xmlns:cx2="http://schemas.microsoft.com/office/drawing/2015/10/21/chartex" xmlns:cx3="http://schemas.microsoft.com/office/drawing/2016/5/9/chartex" xmlns:cx4="http://schemas.microsoft.com/office/drawing/2016/5/10/chartex" xmlns:cx5="http://schemas.microsoft.com/office/drawing/2016/5/11/chartex" xmlns:cx6="http://schemas.microsoft.com/office/drawing/2016/5/12/chartex" xmlns:cx7="http://schemas.microsoft.com/office/drawing/2016/5/13/chartex" xmlns:cx8="http://schemas.microsoft.com/office/drawing/2016/5/14/chartex" xmlns:mc="http://schemas.openxmlformats.org/markup-compatibility/2006" xmlns:aink="http://schemas.microsoft.com/office/drawing/2016/ink" xmlns:am3d="http://schemas.microsoft.com/office/drawing/2017/model3d" xmlns:o="urn:schemas-microsoft-com:office:office" xmlns:oel="http://schemas.microsoft.com/office/2019/extlst" xmlns:r="http://schemas.openxmlformats.org/officeDocument/2006/relationships" xmlns:m="http://schemas.openxmlformats.org/officeDocument/2006/math" xmlns:v="urn:schemas-microsoft-com:vml" xmlns:wp14="http://schemas.microsoft.com/office/word/2010/wordprocessingDrawing" xmlns:wp="http://schemas.openxmlformats.org/drawingml/2006/wordprocessingDrawing" xmlns:w10="urn:schemas-microsoft-com:office:word" xmlns:w="http://schemas.openxmlformats.org/wordprocessingml/2006/main" xmlns:w14="http://schemas.microsoft.com/office/word/2010/wordml" xmlns:w15="http://schemas.microsoft.com/office/word/2012/wordml" xmlns:w16cex="http://schemas.microsoft.com/office/word/2018/wordml/cex" xmlns:w16cid="http://schemas.microsoft.com/office/word/2016/wordml/cid" xmlns:w16="http://schemas.microsoft.com/office/word/2018/wordml" xmlns:w16du="http://schemas.microsoft.com/office/word/2023/wordml/word16du" xmlns:w16sdtdh="http://schemas.microsoft.com/office/word/2020/wordml/sdtdatahash" xmlns:w16sdtfl="http://schemas.microsoft.com/office/word/2024/wordml/sdtformatlock" xmlns:w16se="http://schemas.microsoft.com/office/word/2015/wordml/symex" xmlns:wpg="http://schemas.microsoft.com/office/word/2010/wordprocessingGroup" xmlns:wpi="http://schemas.microsoft.com/office/word/2010/wordprocessingInk" xmlns:wne="http://schemas.microsoft.com/office/word/2006/wordml" xmlns:wps="http://schemas.microsoft.com/office/word/2010/wordprocessingShape" mc:Ignorable="w14 w15 w16se w16cid w16 w16cex w16sdtdh w16sdtfl w16du wp14">
+<w:endnotes xmlns:wpc="http://schemas.microsoft.com/office/word/2010/wordprocessingCanvas" xmlns:cx="http://schemas.microsoft.com/office/drawing/2014/chartex" xmlns:cx1="http://schemas.microsoft.com/office/drawing/2015/9/8/chartex" xmlns:cx2="http://schemas.microsoft.com/office/drawing/2015/10/21/chartex" xmlns:cx3="http://schemas.microsoft.com/office/drawing/2016/5/9/chartex" xmlns:cx4="http://schemas.microsoft.com/office/drawing/2016/5/10/chartex" xmlns:cx5="http://schemas.microsoft.com/office/drawing/2016/5/11/chartex" xmlns:cx6="http://schemas.microsoft.com/office/drawing/2016/5/12/chartex" xmlns:cx7="http://schemas.microsoft.com/office/drawing/2016/5/13/chartex" xmlns:cx8="http://schemas.microsoft.com/office/drawing/2016/5/14/chartex" xmlns:mc="http://schemas.openxmlformats.org/markup-compatibility/2006" xmlns:m="http://schemas.openxmlformats.org/officeDocument/2006/math" xmlns:aink="http://schemas.microsoft.com/office/drawing/2016/ink" xmlns:am3d="http://schemas.microsoft.com/office/drawing/2017/model3d" xmlns:oel="http://schemas.microsoft.com/office/2019/extlst" xmlns:r="http://schemas.openxmlformats.org/officeDocument/2006/relationships" xmlns:wp14="http://schemas.microsoft.com/office/word/2010/wordprocessingDrawing" xmlns:wp="http://schemas.openxmlformats.org/drawingml/2006/wordprocessingDrawing" xmlns:wpg="http://schemas.microsoft.com/office/word/2010/wordprocessingGroup" xmlns:wpi="http://schemas.microsoft.com/office/word/2010/wordprocessingInk" xmlns:wps="http://schemas.microsoft.com/office/word/2010/wordprocessingShape" xmlns:o="urn:schemas-microsoft-com:office:office" xmlns:v="urn:schemas-microsoft-com:vml" xmlns:w10="urn:schemas-microsoft-com:office:word" xmlns:w="http://schemas.openxmlformats.org/wordprocessingml/2006/main" xmlns:w14="http://schemas.microsoft.com/office/word/2010/wordml" xmlns:w15="http://schemas.microsoft.com/office/word/2012/wordml" xmlns:w16cei="http://schemas.microsoft.com/office/word/2026/wordml/cei" xmlns:w16cex="http://schemas.microsoft.com/office/word/2018/wordml/cex" xmlns:w16cid="http://schemas.microsoft.com/office/word/2016/wordml/cid" xmlns:w16="http://schemas.microsoft.com/office/word/2018/wordml" xmlns:w16sdtdh="http://schemas.microsoft.com/office/word/2020/wordml/sdtdatahash" xmlns:w16sdtfl="http://schemas.microsoft.com/office/word/2024/wordml/sdtformatlock" xmlns:w16se="http://schemas.microsoft.com/office/word/2015/wordml/symex" xmlns:w16du="http://schemas.microsoft.com/office/word/2023/wordml/word16du" xmlns:wne="http://schemas.microsoft.com/office/word/2006/wordml" mc:Ignorable="w14 w15 w16se w16cid w16 w16cex w16sdtdh w16sdtfl w16du wp14">
   <w:endnote w:type="separator" w:id="-1">
     <w:p>
       <w:pPr>
@@ -6097,7 +6055,7 @@
 </file>
 
 <file path=word/footer1.xml><?xml version="1.0" encoding="utf-8"?>
-<w:ftr xmlns:wpc="http://schemas.microsoft.com/office/word/2010/wordprocessingCanvas" xmlns:cx="http://schemas.microsoft.com/office/drawing/2014/chartex" xmlns:cx1="http://schemas.microsoft.com/office/drawing/2015/9/8/chartex" xmlns:cx2="http://schemas.microsoft.com/office/drawing/2015/10/21/chartex" xmlns:cx3="http://schemas.microsoft.com/office/drawing/2016/5/9/chartex" xmlns:cx4="http://schemas.microsoft.com/office/drawing/2016/5/10/chartex" xmlns:cx5="http://schemas.microsoft.com/office/drawing/2016/5/11/chartex" xmlns:cx6="http://schemas.microsoft.com/office/drawing/2016/5/12/chartex" xmlns:cx7="http://schemas.microsoft.com/office/drawing/2016/5/13/chartex" xmlns:cx8="http://schemas.microsoft.com/office/drawing/2016/5/14/chartex" xmlns:mc="http://schemas.openxmlformats.org/markup-compatibility/2006" xmlns:aink="http://schemas.microsoft.com/office/drawing/2016/ink" xmlns:am3d="http://schemas.microsoft.com/office/drawing/2017/model3d" xmlns:o="urn:schemas-microsoft-com:office:office" xmlns:oel="http://schemas.microsoft.com/office/2019/extlst" xmlns:r="http://schemas.openxmlformats.org/officeDocument/2006/relationships" xmlns:m="http://schemas.openxmlformats.org/officeDocument/2006/math" xmlns:v="urn:schemas-microsoft-com:vml" xmlns:wp14="http://schemas.microsoft.com/office/word/2010/wordprocessingDrawing" xmlns:wp="http://schemas.openxmlformats.org/drawingml/2006/wordprocessingDrawing" xmlns:w10="urn:schemas-microsoft-com:office:word" xmlns:w="http://schemas.openxmlformats.org/wordprocessingml/2006/main" xmlns:w14="http://schemas.microsoft.com/office/word/2010/wordml" xmlns:w15="http://schemas.microsoft.com/office/word/2012/wordml" xmlns:w16cex="http://schemas.microsoft.com/office/word/2018/wordml/cex" xmlns:w16cid="http://schemas.microsoft.com/office/word/2016/wordml/cid" xmlns:w16="http://schemas.microsoft.com/office/word/2018/wordml" xmlns:w16du="http://schemas.microsoft.com/office/word/2023/wordml/word16du" xmlns:w16sdtdh="http://schemas.microsoft.com/office/word/2020/wordml/sdtdatahash" xmlns:w16sdtfl="http://schemas.microsoft.com/office/word/2024/wordml/sdtformatlock" xmlns:w16se="http://schemas.microsoft.com/office/word/2015/wordml/symex" xmlns:wpg="http://schemas.microsoft.com/office/word/2010/wordprocessingGroup" xmlns:wpi="http://schemas.microsoft.com/office/word/2010/wordprocessingInk" xmlns:wne="http://schemas.microsoft.com/office/word/2006/wordml" xmlns:wps="http://schemas.microsoft.com/office/word/2010/wordprocessingShape" mc:Ignorable="w14 w15 w16se w16cid w16 w16cex w16sdtdh w16sdtfl w16du wp14">
+<w:ftr xmlns:wpc="http://schemas.microsoft.com/office/word/2010/wordprocessingCanvas" xmlns:cx="http://schemas.microsoft.com/office/drawing/2014/chartex" xmlns:cx1="http://schemas.microsoft.com/office/drawing/2015/9/8/chartex" xmlns:cx2="http://schemas.microsoft.com/office/drawing/2015/10/21/chartex" xmlns:cx3="http://schemas.microsoft.com/office/drawing/2016/5/9/chartex" xmlns:cx4="http://schemas.microsoft.com/office/drawing/2016/5/10/chartex" xmlns:cx5="http://schemas.microsoft.com/office/drawing/2016/5/11/chartex" xmlns:cx6="http://schemas.microsoft.com/office/drawing/2016/5/12/chartex" xmlns:cx7="http://schemas.microsoft.com/office/drawing/2016/5/13/chartex" xmlns:cx8="http://schemas.microsoft.com/office/drawing/2016/5/14/chartex" xmlns:mc="http://schemas.openxmlformats.org/markup-compatibility/2006" xmlns:m="http://schemas.openxmlformats.org/officeDocument/2006/math" xmlns:aink="http://schemas.microsoft.com/office/drawing/2016/ink" xmlns:am3d="http://schemas.microsoft.com/office/drawing/2017/model3d" xmlns:oel="http://schemas.microsoft.com/office/2019/extlst" xmlns:r="http://schemas.openxmlformats.org/officeDocument/2006/relationships" xmlns:wp14="http://schemas.microsoft.com/office/word/2010/wordprocessingDrawing" xmlns:wp="http://schemas.openxmlformats.org/drawingml/2006/wordprocessingDrawing" xmlns:wpg="http://schemas.microsoft.com/office/word/2010/wordprocessingGroup" xmlns:wpi="http://schemas.microsoft.com/office/word/2010/wordprocessingInk" xmlns:wps="http://schemas.microsoft.com/office/word/2010/wordprocessingShape" xmlns:o="urn:schemas-microsoft-com:office:office" xmlns:v="urn:schemas-microsoft-com:vml" xmlns:w10="urn:schemas-microsoft-com:office:word" xmlns:w="http://schemas.openxmlformats.org/wordprocessingml/2006/main" xmlns:w14="http://schemas.microsoft.com/office/word/2010/wordml" xmlns:w15="http://schemas.microsoft.com/office/word/2012/wordml" xmlns:w16cei="http://schemas.microsoft.com/office/word/2026/wordml/cei" xmlns:w16cex="http://schemas.microsoft.com/office/word/2018/wordml/cex" xmlns:w16cid="http://schemas.microsoft.com/office/word/2016/wordml/cid" xmlns:w16="http://schemas.microsoft.com/office/word/2018/wordml" xmlns:w16sdtdh="http://schemas.microsoft.com/office/word/2020/wordml/sdtdatahash" xmlns:w16sdtfl="http://schemas.microsoft.com/office/word/2024/wordml/sdtformatlock" xmlns:w16se="http://schemas.microsoft.com/office/word/2015/wordml/symex" xmlns:w16du="http://schemas.microsoft.com/office/word/2023/wordml/word16du" xmlns:wne="http://schemas.microsoft.com/office/word/2006/wordml" mc:Ignorable="w14 w15 w16se w16cid w16 w16cex w16sdtdh w16sdtfl w16du wp14">
   <w:p>
     <w:pPr>
       <w:pStyle w:val="Voettekst"/>
@@ -6153,7 +6111,7 @@
 </file>
 
 <file path=word/footnotes.xml><?xml version="1.0" encoding="utf-8"?>
-<w:footnotes xmlns:wpc="http://schemas.microsoft.com/office/word/2010/wordprocessingCanvas" xmlns:cx="http://schemas.microsoft.com/office/drawing/2014/chartex" xmlns:cx1="http://schemas.microsoft.com/office/drawing/2015/9/8/chartex" xmlns:cx2="http://schemas.microsoft.com/office/drawing/2015/10/21/chartex" xmlns:cx3="http://schemas.microsoft.com/office/drawing/2016/5/9/chartex" xmlns:cx4="http://schemas.microsoft.com/office/drawing/2016/5/10/chartex" xmlns:cx5="http://schemas.microsoft.com/office/drawing/2016/5/11/chartex" xmlns:cx6="http://schemas.microsoft.com/office/drawing/2016/5/12/chartex" xmlns:cx7="http://schemas.microsoft.com/office/drawing/2016/5/13/chartex" xmlns:cx8="http://schemas.microsoft.com/office/drawing/2016/5/14/chartex" xmlns:mc="http://schemas.openxmlformats.org/markup-compatibility/2006" xmlns:aink="http://schemas.microsoft.com/office/drawing/2016/ink" xmlns:am3d="http://schemas.microsoft.com/office/drawing/2017/model3d" xmlns:o="urn:schemas-microsoft-com:office:office" xmlns:oel="http://schemas.microsoft.com/office/2019/extlst" xmlns:r="http://schemas.openxmlformats.org/officeDocument/2006/relationships" xmlns:m="http://schemas.openxmlformats.org/officeDocument/2006/math" xmlns:v="urn:schemas-microsoft-com:vml" xmlns:wp14="http://schemas.microsoft.com/office/word/2010/wordprocessingDrawing" xmlns:wp="http://schemas.openxmlformats.org/drawingml/2006/wordprocessingDrawing" xmlns:w10="urn:schemas-microsoft-com:office:word" xmlns:w="http://schemas.openxmlformats.org/wordprocessingml/2006/main" xmlns:w14="http://schemas.microsoft.com/office/word/2010/wordml" xmlns:w15="http://schemas.microsoft.com/office/word/2012/wordml" xmlns:w16cex="http://schemas.microsoft.com/office/word/2018/wordml/cex" xmlns:w16cid="http://schemas.microsoft.com/office/word/2016/wordml/cid" xmlns:w16="http://schemas.microsoft.com/office/word/2018/wordml" xmlns:w16du="http://schemas.microsoft.com/office/word/2023/wordml/word16du" xmlns:w16sdtdh="http://schemas.microsoft.com/office/word/2020/wordml/sdtdatahash" xmlns:w16sdtfl="http://schemas.microsoft.com/office/word/2024/wordml/sdtformatlock" xmlns:w16se="http://schemas.microsoft.com/office/word/2015/wordml/symex" xmlns:wpg="http://schemas.microsoft.com/office/word/2010/wordprocessingGroup" xmlns:wpi="http://schemas.microsoft.com/office/word/2010/wordprocessingInk" xmlns:wne="http://schemas.microsoft.com/office/word/2006/wordml" xmlns:wps="http://schemas.microsoft.com/office/word/2010/wordprocessingShape" mc:Ignorable="w14 w15 w16se w16cid w16 w16cex w16sdtdh w16sdtfl w16du wp14">
+<w:footnotes xmlns:wpc="http://schemas.microsoft.com/office/word/2010/wordprocessingCanvas" xmlns:cx="http://schemas.microsoft.com/office/drawing/2014/chartex" xmlns:cx1="http://schemas.microsoft.com/office/drawing/2015/9/8/chartex" xmlns:cx2="http://schemas.microsoft.com/office/drawing/2015/10/21/chartex" xmlns:cx3="http://schemas.microsoft.com/office/drawing/2016/5/9/chartex" xmlns:cx4="http://schemas.microsoft.com/office/drawing/2016/5/10/chartex" xmlns:cx5="http://schemas.microsoft.com/office/drawing/2016/5/11/chartex" xmlns:cx6="http://schemas.microsoft.com/office/drawing/2016/5/12/chartex" xmlns:cx7="http://schemas.microsoft.com/office/drawing/2016/5/13/chartex" xmlns:cx8="http://schemas.microsoft.com/office/drawing/2016/5/14/chartex" xmlns:mc="http://schemas.openxmlformats.org/markup-compatibility/2006" xmlns:m="http://schemas.openxmlformats.org/officeDocument/2006/math" xmlns:aink="http://schemas.microsoft.com/office/drawing/2016/ink" xmlns:am3d="http://schemas.microsoft.com/office/drawing/2017/model3d" xmlns:oel="http://schemas.microsoft.com/office/2019/extlst" xmlns:r="http://schemas.openxmlformats.org/officeDocument/2006/relationships" xmlns:wp14="http://schemas.microsoft.com/office/word/2010/wordprocessingDrawing" xmlns:wp="http://schemas.openxmlformats.org/drawingml/2006/wordprocessingDrawing" xmlns:wpg="http://schemas.microsoft.com/office/word/2010/wordprocessingGroup" xmlns:wpi="http://schemas.microsoft.com/office/word/2010/wordprocessingInk" xmlns:wps="http://schemas.microsoft.com/office/word/2010/wordprocessingShape" xmlns:o="urn:schemas-microsoft-com:office:office" xmlns:v="urn:schemas-microsoft-com:vml" xmlns:w10="urn:schemas-microsoft-com:office:word" xmlns:w="http://schemas.openxmlformats.org/wordprocessingml/2006/main" xmlns:w14="http://schemas.microsoft.com/office/word/2010/wordml" xmlns:w15="http://schemas.microsoft.com/office/word/2012/wordml" xmlns:w16cei="http://schemas.microsoft.com/office/word/2026/wordml/cei" xmlns:w16cex="http://schemas.microsoft.com/office/word/2018/wordml/cex" xmlns:w16cid="http://schemas.microsoft.com/office/word/2016/wordml/cid" xmlns:w16="http://schemas.microsoft.com/office/word/2018/wordml" xmlns:w16sdtdh="http://schemas.microsoft.com/office/word/2020/wordml/sdtdatahash" xmlns:w16sdtfl="http://schemas.microsoft.com/office/word/2024/wordml/sdtformatlock" xmlns:w16se="http://schemas.microsoft.com/office/word/2015/wordml/symex" xmlns:w16du="http://schemas.microsoft.com/office/word/2023/wordml/word16du" xmlns:wne="http://schemas.microsoft.com/office/word/2006/wordml" mc:Ignorable="w14 w15 w16se w16cid w16 w16cex w16sdtdh w16sdtfl w16du wp14">
   <w:footnote w:type="separator" w:id="-1">
     <w:p>
       <w:pPr>
@@ -6178,7 +6136,7 @@
 </file>
 
 <file path=word/header1.xml><?xml version="1.0" encoding="utf-8"?>
-<w:hdr xmlns:wpc="http://schemas.microsoft.com/office/word/2010/wordprocessingCanvas" xmlns:cx="http://schemas.microsoft.com/office/drawing/2014/chartex" xmlns:cx1="http://schemas.microsoft.com/office/drawing/2015/9/8/chartex" xmlns:cx2="http://schemas.microsoft.com/office/drawing/2015/10/21/chartex" xmlns:cx3="http://schemas.microsoft.com/office/drawing/2016/5/9/chartex" xmlns:cx4="http://schemas.microsoft.com/office/drawing/2016/5/10/chartex" xmlns:cx5="http://schemas.microsoft.com/office/drawing/2016/5/11/chartex" xmlns:cx6="http://schemas.microsoft.com/office/drawing/2016/5/12/chartex" xmlns:cx7="http://schemas.microsoft.com/office/drawing/2016/5/13/chartex" xmlns:cx8="http://schemas.microsoft.com/office/drawing/2016/5/14/chartex" xmlns:mc="http://schemas.openxmlformats.org/markup-compatibility/2006" xmlns:aink="http://schemas.microsoft.com/office/drawing/2016/ink" xmlns:am3d="http://schemas.microsoft.com/office/drawing/2017/model3d" xmlns:o="urn:schemas-microsoft-com:office:office" xmlns:oel="http://schemas.microsoft.com/office/2019/extlst" xmlns:r="http://schemas.openxmlformats.org/officeDocument/2006/relationships" xmlns:m="http://schemas.openxmlformats.org/officeDocument/2006/math" xmlns:v="urn:schemas-microsoft-com:vml" xmlns:wp14="http://schemas.microsoft.com/office/word/2010/wordprocessingDrawing" xmlns:wp="http://schemas.openxmlformats.org/drawingml/2006/wordprocessingDrawing" xmlns:w10="urn:schemas-microsoft-com:office:word" xmlns:w="http://schemas.openxmlformats.org/wordprocessingml/2006/main" xmlns:w14="http://schemas.microsoft.com/office/word/2010/wordml" xmlns:w15="http://schemas.microsoft.com/office/word/2012/wordml" xmlns:w16cex="http://schemas.microsoft.com/office/word/2018/wordml/cex" xmlns:w16cid="http://schemas.microsoft.com/office/word/2016/wordml/cid" xmlns:w16="http://schemas.microsoft.com/office/word/2018/wordml" xmlns:w16du="http://schemas.microsoft.com/office/word/2023/wordml/word16du" xmlns:w16sdtdh="http://schemas.microsoft.com/office/word/2020/wordml/sdtdatahash" xmlns:w16sdtfl="http://schemas.microsoft.com/office/word/2024/wordml/sdtformatlock" xmlns:w16se="http://schemas.microsoft.com/office/word/2015/wordml/symex" xmlns:wpg="http://schemas.microsoft.com/office/word/2010/wordprocessingGroup" xmlns:wpi="http://schemas.microsoft.com/office/word/2010/wordprocessingInk" xmlns:wne="http://schemas.microsoft.com/office/word/2006/wordml" xmlns:wps="http://schemas.microsoft.com/office/word/2010/wordprocessingShape" mc:Ignorable="w14 w15 w16se w16cid w16 w16cex w16sdtdh w16sdtfl w16du wp14">
+<w:hdr xmlns:wpc="http://schemas.microsoft.com/office/word/2010/wordprocessingCanvas" xmlns:cx="http://schemas.microsoft.com/office/drawing/2014/chartex" xmlns:cx1="http://schemas.microsoft.com/office/drawing/2015/9/8/chartex" xmlns:cx2="http://schemas.microsoft.com/office/drawing/2015/10/21/chartex" xmlns:cx3="http://schemas.microsoft.com/office/drawing/2016/5/9/chartex" xmlns:cx4="http://schemas.microsoft.com/office/drawing/2016/5/10/chartex" xmlns:cx5="http://schemas.microsoft.com/office/drawing/2016/5/11/chartex" xmlns:cx6="http://schemas.microsoft.com/office/drawing/2016/5/12/chartex" xmlns:cx7="http://schemas.microsoft.com/office/drawing/2016/5/13/chartex" xmlns:cx8="http://schemas.microsoft.com/office/drawing/2016/5/14/chartex" xmlns:mc="http://schemas.openxmlformats.org/markup-compatibility/2006" xmlns:m="http://schemas.openxmlformats.org/officeDocument/2006/math" xmlns:aink="http://schemas.microsoft.com/office/drawing/2016/ink" xmlns:am3d="http://schemas.microsoft.com/office/drawing/2017/model3d" xmlns:oel="http://schemas.microsoft.com/office/2019/extlst" xmlns:r="http://schemas.openxmlformats.org/officeDocument/2006/relationships" xmlns:wp14="http://schemas.microsoft.com/office/word/2010/wordprocessingDrawing" xmlns:wp="http://schemas.openxmlformats.org/drawingml/2006/wordprocessingDrawing" xmlns:wpg="http://schemas.microsoft.com/office/word/2010/wordprocessingGroup" xmlns:wpi="http://schemas.microsoft.com/office/word/2010/wordprocessingInk" xmlns:wps="http://schemas.microsoft.com/office/word/2010/wordprocessingShape" xmlns:o="urn:schemas-microsoft-com:office:office" xmlns:v="urn:schemas-microsoft-com:vml" xmlns:w10="urn:schemas-microsoft-com:office:word" xmlns:w="http://schemas.openxmlformats.org/wordprocessingml/2006/main" xmlns:w14="http://schemas.microsoft.com/office/word/2010/wordml" xmlns:w15="http://schemas.microsoft.com/office/word/2012/wordml" xmlns:w16cei="http://schemas.microsoft.com/office/word/2026/wordml/cei" xmlns:w16cex="http://schemas.microsoft.com/office/word/2018/wordml/cex" xmlns:w16cid="http://schemas.microsoft.com/office/word/2016/wordml/cid" xmlns:w16="http://schemas.microsoft.com/office/word/2018/wordml" xmlns:w16sdtdh="http://schemas.microsoft.com/office/word/2020/wordml/sdtdatahash" xmlns:w16sdtfl="http://schemas.microsoft.com/office/word/2024/wordml/sdtformatlock" xmlns:w16se="http://schemas.microsoft.com/office/word/2015/wordml/symex" xmlns:w16du="http://schemas.microsoft.com/office/word/2023/wordml/word16du" xmlns:wne="http://schemas.microsoft.com/office/word/2006/wordml" mc:Ignorable="w14 w15 w16se w16cid w16 w16cex w16sdtdh w16sdtfl w16du wp14">
   <w:sdt>
     <w:sdtPr>
       <w:rPr>
@@ -6235,7 +6193,7 @@
 </file>
 
 <file path=word/header2.xml><?xml version="1.0" encoding="utf-8"?>
-<w:hdr xmlns:wpc="http://schemas.microsoft.com/office/word/2010/wordprocessingCanvas" xmlns:cx="http://schemas.microsoft.com/office/drawing/2014/chartex" xmlns:cx1="http://schemas.microsoft.com/office/drawing/2015/9/8/chartex" xmlns:cx2="http://schemas.microsoft.com/office/drawing/2015/10/21/chartex" xmlns:cx3="http://schemas.microsoft.com/office/drawing/2016/5/9/chartex" xmlns:cx4="http://schemas.microsoft.com/office/drawing/2016/5/10/chartex" xmlns:cx5="http://schemas.microsoft.com/office/drawing/2016/5/11/chartex" xmlns:cx6="http://schemas.microsoft.com/office/drawing/2016/5/12/chartex" xmlns:cx7="http://schemas.microsoft.com/office/drawing/2016/5/13/chartex" xmlns:cx8="http://schemas.microsoft.com/office/drawing/2016/5/14/chartex" xmlns:mc="http://schemas.openxmlformats.org/markup-compatibility/2006" xmlns:aink="http://schemas.microsoft.com/office/drawing/2016/ink" xmlns:am3d="http://schemas.microsoft.com/office/drawing/2017/model3d" xmlns:o="urn:schemas-microsoft-com:office:office" xmlns:oel="http://schemas.microsoft.com/office/2019/extlst" xmlns:r="http://schemas.openxmlformats.org/officeDocument/2006/relationships" xmlns:m="http://schemas.openxmlformats.org/officeDocument/2006/math" xmlns:v="urn:schemas-microsoft-com:vml" xmlns:wp14="http://schemas.microsoft.com/office/word/2010/wordprocessingDrawing" xmlns:wp="http://schemas.openxmlformats.org/drawingml/2006/wordprocessingDrawing" xmlns:w10="urn:schemas-microsoft-com:office:word" xmlns:w="http://schemas.openxmlformats.org/wordprocessingml/2006/main" xmlns:w14="http://schemas.microsoft.com/office/word/2010/wordml" xmlns:w15="http://schemas.microsoft.com/office/word/2012/wordml" xmlns:w16cex="http://schemas.microsoft.com/office/word/2018/wordml/cex" xmlns:w16cid="http://schemas.microsoft.com/office/word/2016/wordml/cid" xmlns:w16="http://schemas.microsoft.com/office/word/2018/wordml" xmlns:w16du="http://schemas.microsoft.com/office/word/2023/wordml/word16du" xmlns:w16sdtdh="http://schemas.microsoft.com/office/word/2020/wordml/sdtdatahash" xmlns:w16sdtfl="http://schemas.microsoft.com/office/word/2024/wordml/sdtformatlock" xmlns:w16se="http://schemas.microsoft.com/office/word/2015/wordml/symex" xmlns:wpg="http://schemas.microsoft.com/office/word/2010/wordprocessingGroup" xmlns:wpi="http://schemas.microsoft.com/office/word/2010/wordprocessingInk" xmlns:wne="http://schemas.microsoft.com/office/word/2006/wordml" xmlns:wps="http://schemas.microsoft.com/office/word/2010/wordprocessingShape" mc:Ignorable="w14 w15 w16se w16cid w16 w16cex w16sdtdh w16sdtfl w16du wp14">
+<w:hdr xmlns:wpc="http://schemas.microsoft.com/office/word/2010/wordprocessingCanvas" xmlns:cx="http://schemas.microsoft.com/office/drawing/2014/chartex" xmlns:cx1="http://schemas.microsoft.com/office/drawing/2015/9/8/chartex" xmlns:cx2="http://schemas.microsoft.com/office/drawing/2015/10/21/chartex" xmlns:cx3="http://schemas.microsoft.com/office/drawing/2016/5/9/chartex" xmlns:cx4="http://schemas.microsoft.com/office/drawing/2016/5/10/chartex" xmlns:cx5="http://schemas.microsoft.com/office/drawing/2016/5/11/chartex" xmlns:cx6="http://schemas.microsoft.com/office/drawing/2016/5/12/chartex" xmlns:cx7="http://schemas.microsoft.com/office/drawing/2016/5/13/chartex" xmlns:cx8="http://schemas.microsoft.com/office/drawing/2016/5/14/chartex" xmlns:mc="http://schemas.openxmlformats.org/markup-compatibility/2006" xmlns:m="http://schemas.openxmlformats.org/officeDocument/2006/math" xmlns:aink="http://schemas.microsoft.com/office/drawing/2016/ink" xmlns:am3d="http://schemas.microsoft.com/office/drawing/2017/model3d" xmlns:oel="http://schemas.microsoft.com/office/2019/extlst" xmlns:r="http://schemas.openxmlformats.org/officeDocument/2006/relationships" xmlns:wp14="http://schemas.microsoft.com/office/word/2010/wordprocessingDrawing" xmlns:wp="http://schemas.openxmlformats.org/drawingml/2006/wordprocessingDrawing" xmlns:wpg="http://schemas.microsoft.com/office/word/2010/wordprocessingGroup" xmlns:wpi="http://schemas.microsoft.com/office/word/2010/wordprocessingInk" xmlns:wps="http://schemas.microsoft.com/office/word/2010/wordprocessingShape" xmlns:o="urn:schemas-microsoft-com:office:office" xmlns:v="urn:schemas-microsoft-com:vml" xmlns:w10="urn:schemas-microsoft-com:office:word" xmlns:w="http://schemas.openxmlformats.org/wordprocessingml/2006/main" xmlns:w14="http://schemas.microsoft.com/office/word/2010/wordml" xmlns:w15="http://schemas.microsoft.com/office/word/2012/wordml" xmlns:w16cei="http://schemas.microsoft.com/office/word/2026/wordml/cei" xmlns:w16cex="http://schemas.microsoft.com/office/word/2018/wordml/cex" xmlns:w16cid="http://schemas.microsoft.com/office/word/2016/wordml/cid" xmlns:w16="http://schemas.microsoft.com/office/word/2018/wordml" xmlns:w16sdtdh="http://schemas.microsoft.com/office/word/2020/wordml/sdtdatahash" xmlns:w16sdtfl="http://schemas.microsoft.com/office/word/2024/wordml/sdtformatlock" xmlns:w16se="http://schemas.microsoft.com/office/word/2015/wordml/symex" xmlns:w16du="http://schemas.microsoft.com/office/word/2023/wordml/word16du" xmlns:wne="http://schemas.microsoft.com/office/word/2006/wordml" mc:Ignorable="w14 w15 w16se w16cid w16 w16cex w16sdtdh w16sdtfl w16du wp14">
   <w:sdt>
     <w:sdtPr>
       <w:rPr>
@@ -6311,7 +6269,7 @@
 </file>
 
 <file path=word/numbering.xml><?xml version="1.0" encoding="utf-8"?>
-<w:numbering xmlns:wpc="http://schemas.microsoft.com/office/word/2010/wordprocessingCanvas" xmlns:cx="http://schemas.microsoft.com/office/drawing/2014/chartex" xmlns:cx1="http://schemas.microsoft.com/office/drawing/2015/9/8/chartex" xmlns:cx2="http://schemas.microsoft.com/office/drawing/2015/10/21/chartex" xmlns:cx3="http://schemas.microsoft.com/office/drawing/2016/5/9/chartex" xmlns:cx4="http://schemas.microsoft.com/office/drawing/2016/5/10/chartex" xmlns:cx5="http://schemas.microsoft.com/office/drawing/2016/5/11/chartex" xmlns:cx6="http://schemas.microsoft.com/office/drawing/2016/5/12/chartex" xmlns:cx7="http://schemas.microsoft.com/office/drawing/2016/5/13/chartex" xmlns:cx8="http://schemas.microsoft.com/office/drawing/2016/5/14/chartex" xmlns:mc="http://schemas.openxmlformats.org/markup-compatibility/2006" xmlns:aink="http://schemas.microsoft.com/office/drawing/2016/ink" xmlns:am3d="http://schemas.microsoft.com/office/drawing/2017/model3d" xmlns:o="urn:schemas-microsoft-com:office:office" xmlns:oel="http://schemas.microsoft.com/office/2019/extlst" xmlns:r="http://schemas.openxmlformats.org/officeDocument/2006/relationships" xmlns:m="http://schemas.openxmlformats.org/officeDocument/2006/math" xmlns:v="urn:schemas-microsoft-com:vml" xmlns:wp14="http://schemas.microsoft.com/office/word/2010/wordprocessingDrawing" xmlns:wp="http://schemas.openxmlformats.org/drawingml/2006/wordprocessingDrawing" xmlns:w10="urn:schemas-microsoft-com:office:word" xmlns:w="http://schemas.openxmlformats.org/wordprocessingml/2006/main" xmlns:w14="http://schemas.microsoft.com/office/word/2010/wordml" xmlns:w15="http://schemas.microsoft.com/office/word/2012/wordml" xmlns:w16cex="http://schemas.microsoft.com/office/word/2018/wordml/cex" xmlns:w16cid="http://schemas.microsoft.com/office/word/2016/wordml/cid" xmlns:w16="http://schemas.microsoft.com/office/word/2018/wordml" xmlns:w16du="http://schemas.microsoft.com/office/word/2023/wordml/word16du" xmlns:w16sdtdh="http://schemas.microsoft.com/office/word/2020/wordml/sdtdatahash" xmlns:w16sdtfl="http://schemas.microsoft.com/office/word/2024/wordml/sdtformatlock" xmlns:w16se="http://schemas.microsoft.com/office/word/2015/wordml/symex" xmlns:wpg="http://schemas.microsoft.com/office/word/2010/wordprocessingGroup" xmlns:wpi="http://schemas.microsoft.com/office/word/2010/wordprocessingInk" xmlns:wne="http://schemas.microsoft.com/office/word/2006/wordml" xmlns:wps="http://schemas.microsoft.com/office/word/2010/wordprocessingShape" mc:Ignorable="w14 w15 w16se w16cid w16 w16cex w16sdtdh w16sdtfl w16du wp14">
+<w:numbering xmlns:wpc="http://schemas.microsoft.com/office/word/2010/wordprocessingCanvas" xmlns:cx="http://schemas.microsoft.com/office/drawing/2014/chartex" xmlns:cx1="http://schemas.microsoft.com/office/drawing/2015/9/8/chartex" xmlns:cx2="http://schemas.microsoft.com/office/drawing/2015/10/21/chartex" xmlns:cx3="http://schemas.microsoft.com/office/drawing/2016/5/9/chartex" xmlns:cx4="http://schemas.microsoft.com/office/drawing/2016/5/10/chartex" xmlns:cx5="http://schemas.microsoft.com/office/drawing/2016/5/11/chartex" xmlns:cx6="http://schemas.microsoft.com/office/drawing/2016/5/12/chartex" xmlns:cx7="http://schemas.microsoft.com/office/drawing/2016/5/13/chartex" xmlns:cx8="http://schemas.microsoft.com/office/drawing/2016/5/14/chartex" xmlns:mc="http://schemas.openxmlformats.org/markup-compatibility/2006" xmlns:m="http://schemas.openxmlformats.org/officeDocument/2006/math" xmlns:aink="http://schemas.microsoft.com/office/drawing/2016/ink" xmlns:am3d="http://schemas.microsoft.com/office/drawing/2017/model3d" xmlns:oel="http://schemas.microsoft.com/office/2019/extlst" xmlns:r="http://schemas.openxmlformats.org/officeDocument/2006/relationships" xmlns:wp14="http://schemas.microsoft.com/office/word/2010/wordprocessingDrawing" xmlns:wp="http://schemas.openxmlformats.org/drawingml/2006/wordprocessingDrawing" xmlns:wpg="http://schemas.microsoft.com/office/word/2010/wordprocessingGroup" xmlns:wpi="http://schemas.microsoft.com/office/word/2010/wordprocessingInk" xmlns:wps="http://schemas.microsoft.com/office/word/2010/wordprocessingShape" xmlns:o="urn:schemas-microsoft-com:office:office" xmlns:v="urn:schemas-microsoft-com:vml" xmlns:w10="urn:schemas-microsoft-com:office:word" xmlns:w="http://schemas.openxmlformats.org/wordprocessingml/2006/main" xmlns:w14="http://schemas.microsoft.com/office/word/2010/wordml" xmlns:w15="http://schemas.microsoft.com/office/word/2012/wordml" xmlns:w16cei="http://schemas.microsoft.com/office/word/2026/wordml/cei" xmlns:w16cex="http://schemas.microsoft.com/office/word/2018/wordml/cex" xmlns:w16cid="http://schemas.microsoft.com/office/word/2016/wordml/cid" xmlns:w16="http://schemas.microsoft.com/office/word/2018/wordml" xmlns:w16sdtdh="http://schemas.microsoft.com/office/word/2020/wordml/sdtdatahash" xmlns:w16sdtfl="http://schemas.microsoft.com/office/word/2024/wordml/sdtformatlock" xmlns:w16se="http://schemas.microsoft.com/office/word/2015/wordml/symex" xmlns:w16du="http://schemas.microsoft.com/office/word/2023/wordml/word16du" xmlns:wne="http://schemas.microsoft.com/office/word/2006/wordml" mc:Ignorable="w14 w15 w16se w16cid w16 w16cex w16sdtdh w16sdtfl w16du wp14">
   <w:abstractNum w:abstractNumId="0" w15:restartNumberingAfterBreak="0">
     <w:nsid w:val="3B710F29"/>
     <w:multiLevelType w:val="hybridMultilevel"/>
@@ -6500,7 +6458,7 @@
 </file>
 
 <file path=word/styles.xml><?xml version="1.0" encoding="utf-8"?>
-<w:styles xmlns:mc="http://schemas.openxmlformats.org/markup-compatibility/2006" xmlns:r="http://schemas.openxmlformats.org/officeDocument/2006/relationships" xmlns:w="http://schemas.openxmlformats.org/wordprocessingml/2006/main" xmlns:w14="http://schemas.microsoft.com/office/word/2010/wordml" xmlns:w15="http://schemas.microsoft.com/office/word/2012/wordml" xmlns:w16cex="http://schemas.microsoft.com/office/word/2018/wordml/cex" xmlns:w16cid="http://schemas.microsoft.com/office/word/2016/wordml/cid" xmlns:w16="http://schemas.microsoft.com/office/word/2018/wordml" xmlns:w16du="http://schemas.microsoft.com/office/word/2023/wordml/word16du" xmlns:w16sdtdh="http://schemas.microsoft.com/office/word/2020/wordml/sdtdatahash" xmlns:w16sdtfl="http://schemas.microsoft.com/office/word/2024/wordml/sdtformatlock" xmlns:w16se="http://schemas.microsoft.com/office/word/2015/wordml/symex" mc:Ignorable="w14 w15 w16se w16cid w16 w16cex w16sdtdh w16sdtfl w16du">
+<w:styles xmlns:mc="http://schemas.openxmlformats.org/markup-compatibility/2006" xmlns:r="http://schemas.openxmlformats.org/officeDocument/2006/relationships" xmlns:w="http://schemas.openxmlformats.org/wordprocessingml/2006/main" xmlns:w14="http://schemas.microsoft.com/office/word/2010/wordml" xmlns:w15="http://schemas.microsoft.com/office/word/2012/wordml" xmlns:w16cex="http://schemas.microsoft.com/office/word/2018/wordml/cex" xmlns:w16cid="http://schemas.microsoft.com/office/word/2016/wordml/cid" xmlns:w16="http://schemas.microsoft.com/office/word/2018/wordml" xmlns:w16sdtdh="http://schemas.microsoft.com/office/word/2020/wordml/sdtdatahash" xmlns:w16sdtfl="http://schemas.microsoft.com/office/word/2024/wordml/sdtformatlock" xmlns:w16se="http://schemas.microsoft.com/office/word/2015/wordml/symex" xmlns:w16du="http://schemas.microsoft.com/office/word/2023/wordml/word16du" mc:Ignorable="w14 w15 w16se w16cid w16 w16cex w16sdtdh w16sdtfl w16du">
   <w:docDefaults>
     <w:rPrDefault>
       <w:rPr>

--- a/src/content/bios/Lubbers-R 2026.docx
+++ b/src/content/bios/Lubbers-R 2026.docx
@@ -20,7 +20,25 @@
           <w:bCs/>
           <w:lang w:val="en-GB"/>
         </w:rPr>
-        <w:t>LUBBERS, Rudolphus Franciscus Marie (Ruud), Dutch politician and ninth United Nations High Commissioner for Refugees (UNHCR) 2001-2005, was born 7 May 1939 in Rotterdam, the Netherlands and passed away 14 February 2018 in Rotterdam. He was the son of Paulus Johannes Lubbers, entrepreneur, and Wilhelmine Karoline van Laack, Rhine vessel operator. On 10 October 1962 he married Maria Emilie Josepha Hoogeweegen, physiotherapist, with whom he had one daughter and two sons.</w:t>
+        <w:t>LUBBERS, Rudolphus Franciscus Marie (</w:t>
+      </w:r>
+      <w:r>
+        <w:rPr>
+          <w:rFonts w:ascii="Times New Roman" w:hAnsi="Times New Roman" w:cs="Times New Roman"/>
+          <w:b/>
+          <w:bCs/>
+          <w:lang w:val="en-GB"/>
+        </w:rPr>
+        <w:t xml:space="preserve">known as </w:t>
+      </w:r>
+      <w:r>
+        <w:rPr>
+          <w:rFonts w:ascii="Times New Roman" w:hAnsi="Times New Roman" w:cs="Times New Roman"/>
+          <w:b/>
+          <w:bCs/>
+          <w:lang w:val="en-GB"/>
+        </w:rPr>
+        <w:t>Ruud), Dutch politician and ninth United Nations High Commissioner for Refugees (UNHCR) 2001-2005, was born 7 May 1939 in Rotterdam, the Netherlands and passed away 14 February 2018 in Rotterdam. He was the son of Paulus Johannes Lubbers, entrepreneur, and Wilhelmine Karoline van Laack, Rhine vessel operator. On 10 October 1962 he married Maria Emilie Josepha Hoogeweegen, physiotherapist, with whom he had one daughter and two sons.</w:t>
       </w:r>
     </w:p>
     <w:p>
@@ -47,14 +65,13 @@
       <w:r>
         <w:rPr>
           <w:rFonts w:ascii="Times New Roman" w:eastAsia="Aptos" w:hAnsi="Times New Roman" w:cs="Times New Roman"/>
-          <w:noProof/>
           <w:lang w:val="en-GB"/>
         </w:rPr>
         <w:drawing>
-          <wp:inline distT="0" distB="0" distL="0" distR="0" wp14:anchorId="0DE5B6E0" wp14:editId="46A6FB2B">
-            <wp:extent cx="1875372" cy="2335873"/>
-            <wp:effectExtent l="0" t="0" r="4445" b="1270"/>
-            <wp:docPr id="225257700" name="Afbeelding 1"/>
+          <wp:inline distT="0" distB="0" distL="0" distR="0" wp14:anchorId="20F6ADD6" wp14:editId="23D27E6B">
+            <wp:extent cx="3150423" cy="2368550"/>
+            <wp:effectExtent l="0" t="0" r="0" b="0"/>
+            <wp:docPr id="363821689" name="Afbeelding 1"/>
             <wp:cNvGraphicFramePr>
               <a:graphicFrameLocks xmlns:a="http://schemas.openxmlformats.org/drawingml/2006/main" noChangeAspect="1"/>
             </wp:cNvGraphicFramePr>
@@ -62,17 +79,11 @@
               <a:graphicData uri="http://schemas.openxmlformats.org/drawingml/2006/picture">
                 <pic:pic xmlns:pic="http://schemas.openxmlformats.org/drawingml/2006/picture">
                   <pic:nvPicPr>
-                    <pic:cNvPr id="225257700" name="Afbeelding 225257700"/>
+                    <pic:cNvPr id="363821689" name=""/>
                     <pic:cNvPicPr/>
                   </pic:nvPicPr>
                   <pic:blipFill>
-                    <a:blip r:embed="rId6">
-                      <a:extLst>
-                        <a:ext uri="{28A0092B-C50C-407E-A947-70E740481C1C}">
-                          <a14:useLocalDpi xmlns:a14="http://schemas.microsoft.com/office/drawing/2010/main" val="0"/>
-                        </a:ext>
-                      </a:extLst>
-                    </a:blip>
+                    <a:blip r:embed="rId6"/>
                     <a:stretch>
                       <a:fillRect/>
                     </a:stretch>
@@ -80,7 +91,7 @@
                   <pic:spPr>
                     <a:xfrm>
                       <a:off x="0" y="0"/>
-                      <a:ext cx="1895044" cy="2360376"/>
+                      <a:ext cx="3224694" cy="2424389"/>
                     </a:xfrm>
                     <a:prstGeom prst="rect">
                       <a:avLst/>
@@ -113,7 +124,7 @@
           <w:rFonts w:ascii="Times New Roman" w:hAnsi="Times New Roman" w:cs="Times New Roman"/>
           <w:lang w:val="en-GB"/>
         </w:rPr>
-        <w:t>Lubbers, 1985, Wikimedia Commons</w:t>
+        <w:t>Lubbers, 18 February 2005, New York, UN Headquarters, Photo UN7770534</w:t>
       </w:r>
     </w:p>
     <w:p>
